--- a/docs/DCITP1A04_RJ_KalaimaniKalaimagal.docx
+++ b/docs/DCITP1A04_RJ_KalaimaniKalaimagal.docx
@@ -110,13 +110,13 @@
         <w:t>Name:</w:t>
       </w:r>
       <w:r>
-        <w:t xml:space="preserve"> ___</w:t>
+        <w:t xml:space="preserve"> __</w:t>
       </w:r>
       <w:r>
         <w:t>Kalaimani Kalaimagal</w:t>
       </w:r>
       <w:r>
-        <w:t>______________</w:t>
+        <w:t>_______________</w:t>
       </w:r>
       <w:r>
         <w:t>___</w:t>
@@ -125,7 +125,7 @@
         <w:t>__</w:t>
       </w:r>
       <w:r>
-        <w:t xml:space="preserve">                  </w:t>
+        <w:t xml:space="preserve">               </w:t>
       </w:r>
     </w:p>
     <w:p>
@@ -134,7 +134,7 @@
         <w:ind w:left="0"/>
       </w:pPr>
       <w:r>
-        <w:t xml:space="preserve"> </w:t>
+        <w:t xml:space="preserve">    </w:t>
       </w:r>
       <w:r>
         <w:rPr>
@@ -144,13 +144,13 @@
         <w:t>Admin Number:</w:t>
       </w:r>
       <w:r>
-        <w:t xml:space="preserve"> ______</w:t>
+        <w:t xml:space="preserve"> ____</w:t>
       </w:r>
       <w:r>
         <w:t>P2600118</w:t>
       </w:r>
       <w:r>
-        <w:t>_____________</w:t>
+        <w:t>_______________</w:t>
       </w:r>
       <w:r>
         <w:br/>
@@ -163,13 +163,13 @@
         <w:t>Class:</w:t>
       </w:r>
       <w:r>
-        <w:t xml:space="preserve"> _</w:t>
+        <w:t xml:space="preserve"> ____</w:t>
       </w:r>
       <w:r>
         <w:t>DCITP/FT/1A/04</w:t>
       </w:r>
       <w:r>
-        <w:t>_____________</w:t>
+        <w:t>__________</w:t>
       </w:r>
       <w:r>
         <w:t>_________</w:t>
@@ -189,69 +189,47 @@
       <w:r>
         <w:tab/>
       </w:r>
-    </w:p>
-    <w:p>
-      <w:pPr>
-        <w:pStyle w:val="ListParagraph"/>
-        <w:ind w:left="0"/>
-      </w:pPr>
       <w:r>
         <w:rPr>
           <w:b/>
           <w:bCs/>
         </w:rPr>
-        <w:t xml:space="preserve">Group </w:t>
-      </w:r>
-      <w:proofErr w:type="gramStart"/>
+        <w:t>Group No:</w:t>
+      </w:r>
       <w:r>
         <w:rPr>
           <w:b/>
           <w:bCs/>
         </w:rPr>
-        <w:t>No:</w:t>
+        <w:t>__</w:t>
       </w:r>
       <w:r>
         <w:rPr>
           <w:b/>
           <w:bCs/>
         </w:rPr>
-        <w:t>_</w:t>
-      </w:r>
-      <w:proofErr w:type="gramEnd"/>
+        <w:t>___</w:t>
+      </w:r>
       <w:r>
         <w:rPr>
           <w:b/>
           <w:bCs/>
         </w:rPr>
-        <w:t>_</w:t>
+        <w:t>___</w:t>
       </w:r>
       <w:r>
         <w:rPr>
           <w:b/>
           <w:bCs/>
         </w:rPr>
-        <w:t>_</w:t>
+        <w:t>3</w:t>
       </w:r>
       <w:r>
         <w:rPr>
           <w:b/>
           <w:bCs/>
         </w:rPr>
-        <w:t>3</w:t>
-      </w:r>
-      <w:r>
-        <w:rPr>
-          <w:b/>
-          <w:bCs/>
-        </w:rPr>
-        <w:t>__</w:t>
-      </w:r>
-      <w:r>
-        <w:rPr>
-          <w:b/>
-          <w:bCs/>
-        </w:rPr>
-        <w:t>____________________</w:t>
+        <w:t>_________________</w:t>
       </w:r>
     </w:p>
     <w:p>
@@ -324,23 +302,7 @@
           <w:i/>
           <w:iCs/>
         </w:rPr>
-        <w:t xml:space="preserve">critically </w:t>
-      </w:r>
-      <w:proofErr w:type="spellStart"/>
-      <w:r>
-        <w:rPr>
-          <w:i/>
-          <w:iCs/>
-        </w:rPr>
-        <w:t>analyze</w:t>
-      </w:r>
-      <w:proofErr w:type="spellEnd"/>
-      <w:r>
-        <w:rPr>
-          <w:i/>
-          <w:iCs/>
-        </w:rPr>
-        <w:t xml:space="preserve"> your CA2 project decisions, technical issues, and your responsible use of AI tools. </w:t>
+        <w:t xml:space="preserve">critically analyze your CA2 project decisions, technical issues, and your responsible use of AI tools. </w:t>
       </w:r>
       <w:r>
         <w:rPr>
@@ -577,17 +539,8 @@
           <w:i/>
           <w:iCs/>
         </w:rPr>
-        <w:t xml:space="preserve"> </w:t>
-      </w:r>
-      <w:proofErr w:type="spellStart"/>
-      <w:r>
-        <w:rPr>
-          <w:i/>
-          <w:iCs/>
-        </w:rPr>
-        <w:t>BrightSpace</w:t>
-      </w:r>
-      <w:proofErr w:type="spellEnd"/>
+        <w:t xml:space="preserve"> BrightSpace</w:t>
+      </w:r>
       <w:r>
         <w:rPr>
           <w:i/>
@@ -631,23 +584,7 @@
           <w:i/>
           <w:iCs/>
         </w:rPr>
-        <w:t xml:space="preserve"> (available in </w:t>
-      </w:r>
-      <w:proofErr w:type="spellStart"/>
-      <w:r>
-        <w:rPr>
-          <w:i/>
-          <w:iCs/>
-        </w:rPr>
-        <w:t>BrightSpace</w:t>
-      </w:r>
-      <w:proofErr w:type="spellEnd"/>
-      <w:r>
-        <w:rPr>
-          <w:i/>
-          <w:iCs/>
-        </w:rPr>
-        <w:t>)</w:t>
+        <w:t xml:space="preserve"> (available in BrightSpace)</w:t>
       </w:r>
       <w:r>
         <w:rPr>
@@ -819,33 +756,7 @@
           <w:lang w:eastAsia="zh-CN"/>
           <w14:ligatures w14:val="none"/>
         </w:rPr>
-        <w:t xml:space="preserve">what impact do they cause </w:t>
-      </w:r>
-      <w:proofErr w:type="spellStart"/>
-      <w:r>
-        <w:rPr>
-          <w:rFonts w:eastAsia="Times New Roman" w:cs="Arial"/>
-          <w:i/>
-          <w:iCs/>
-          <w:color w:val="0070C0"/>
-          <w:kern w:val="0"/>
-          <w:lang w:eastAsia="zh-CN"/>
-          <w14:ligatures w14:val="none"/>
-        </w:rPr>
-        <w:t>e.g</w:t>
-      </w:r>
-      <w:proofErr w:type="spellEnd"/>
-      <w:r>
-        <w:rPr>
-          <w:rFonts w:eastAsia="Times New Roman" w:cs="Arial"/>
-          <w:i/>
-          <w:iCs/>
-          <w:color w:val="0070C0"/>
-          <w:kern w:val="0"/>
-          <w:lang w:eastAsia="zh-CN"/>
-          <w14:ligatures w14:val="none"/>
-        </w:rPr>
-        <w:t xml:space="preserve"> on</w:t>
+        <w:t>what impact do they cause e.g on</w:t>
       </w:r>
       <w:r>
         <w:rPr>
@@ -911,7 +822,6 @@
           <w:color w:val="0070C0"/>
         </w:rPr>
       </w:pPr>
-      <w:proofErr w:type="spellStart"/>
       <w:r>
         <w:rPr>
           <w:i/>
@@ -930,20 +840,7 @@
           <w:lang w:eastAsia="zh-CN"/>
           <w14:ligatures w14:val="none"/>
         </w:rPr>
-        <w:t>nalyze</w:t>
-      </w:r>
-      <w:proofErr w:type="spellEnd"/>
-      <w:r>
-        <w:rPr>
-          <w:rFonts w:eastAsia="Times New Roman" w:cs="Arial"/>
-          <w:i/>
-          <w:iCs/>
-          <w:color w:val="0070C0"/>
-          <w:kern w:val="0"/>
-          <w:lang w:eastAsia="zh-CN"/>
-          <w14:ligatures w14:val="none"/>
-        </w:rPr>
-        <w:t xml:space="preserve"> the trade-offs between using a front-end styling framework (e.g., Bootstrap/Tailwind) and writing custom CSS in your project. How did your choice affect the efficiency, design flexibility, or maintainability of your website?</w:t>
+        <w:t>nalyze the trade-offs between using a front-end styling framework (e.g., Bootstrap/Tailwind) and writing custom CSS in your project. How did your choice affect the efficiency, design flexibility, or maintainability of your website?</w:t>
       </w:r>
     </w:p>
     <w:p>
@@ -1088,6 +985,7 @@
           </w:p>
           <w:p>
             <w:pPr>
+              <w:pStyle w:val="ListParagraph"/>
               <w:rPr>
                 <w:lang w:val="en-US"/>
               </w:rPr>
@@ -1096,61 +994,19 @@
               <w:rPr>
                 <w:lang w:val="en-US"/>
               </w:rPr>
-              <w:t xml:space="preserve">In the original plan, the website was meant to use plain CSS for styling. However, I decided to adopt </w:t>
+              <w:t xml:space="preserve">In the original plan, the website was meant to use plain custom CSS for styling. However, I decided to adopt Bootstrap 5 with customized Sass overrides. This change was necessary because Bootstrap provided a responsive grid system and ready-made components that saved development time, while Sass allowed me to adjust variables like colors, fonts, and border-radius so the site maintained a unique identity rather than looking like a default template. The impact was a more professional and trustworthy </w:t>
             </w:r>
             <w:r>
               <w:rPr>
                 <w:lang w:val="en-US"/>
               </w:rPr>
-              <w:t>Bootstrap 5 with customized Sass overrides</w:t>
-            </w:r>
-            <w:r>
-              <w:rPr>
-                <w:lang w:val="en-US"/>
-              </w:rPr>
-              <w:t xml:space="preserve">. This change was necessary because Bootstrap provided a responsive grid system and ready-made components that saved time, while Sass allowed me to adjust variables </w:t>
-            </w:r>
-            <w:r>
-              <w:rPr>
-                <w:lang w:val="en-US"/>
-              </w:rPr>
-              <w:t xml:space="preserve">like </w:t>
-            </w:r>
-            <w:r>
-              <w:rPr>
-                <w:lang w:val="en-US"/>
-              </w:rPr>
-              <w:t>colors, fonts</w:t>
-            </w:r>
-            <w:r>
-              <w:rPr>
-                <w:lang w:val="en-US"/>
-              </w:rPr>
-              <w:t xml:space="preserve"> </w:t>
-            </w:r>
-            <w:proofErr w:type="gramStart"/>
-            <w:r>
-              <w:rPr>
-                <w:lang w:val="en-US"/>
-              </w:rPr>
-              <w:t xml:space="preserve">&amp; </w:t>
-            </w:r>
-            <w:r>
-              <w:rPr>
-                <w:lang w:val="en-US"/>
-              </w:rPr>
-              <w:t xml:space="preserve"> border</w:t>
-            </w:r>
-            <w:proofErr w:type="gramEnd"/>
-            <w:r>
-              <w:rPr>
-                <w:lang w:val="en-US"/>
-              </w:rPr>
-              <w:t>-radius so the site looked unique rather than like a default template. The impact was a more professional and trustworthy design, which is crucial since the target audience is parents seeking affordable tuition.</w:t>
+              <w:lastRenderedPageBreak/>
+              <w:t xml:space="preserve">design, which is crucial since the target audience consists of parents seeking affordable tuition. </w:t>
             </w:r>
           </w:p>
           <w:p>
             <w:pPr>
+              <w:pStyle w:val="ListParagraph"/>
               <w:rPr>
                 <w:lang w:val="en-US"/>
               </w:rPr>
@@ -1159,24 +1015,12 @@
               <w:rPr>
                 <w:lang w:val="en-US"/>
               </w:rPr>
-              <w:lastRenderedPageBreak/>
-              <w:t>The trade-off between Bootstrap and custom CSS was clear. Bootstrap improved efficiency and maintainability, as I didn’t need to code every component from scratch. However, it limited design flexibility</w:t>
-            </w:r>
-            <w:r>
-              <w:rPr>
-                <w:lang w:val="en-US"/>
-              </w:rPr>
-              <w:t xml:space="preserve"> where </w:t>
-            </w:r>
-            <w:r>
-              <w:rPr>
-                <w:lang w:val="en-US"/>
-              </w:rPr>
-              <w:t>some layouts required overriding Bootstrap defaults, which added complexity. Custom CSS would have given me full creative control but at the cost of slower development and possible inconsistencies. Overall, Bootstrap with Sass overrides struck a balance between speed and originality.</w:t>
+              <w:t xml:space="preserve">The trade-off between Bootstrap and custom CSS was clear. Frameworks like Bootstrap improved efficiency and maintainability because I didn’t need to code every component from scratch. However, it limited design flexibility where certain layouts required overriding Bootstrap defaults, which added complexity. Writing custom CSS would have given me full creative control over spacing and hover effects, but at the cost of slower development speed and possible layout inconsistencies across smaller screens. Overall, using Bootstrap with Sass overrides struck an optimal balance between development speed and visual originality. </w:t>
             </w:r>
           </w:p>
           <w:p>
             <w:pPr>
+              <w:pStyle w:val="ListParagraph"/>
               <w:rPr>
                 <w:lang w:val="en-US"/>
               </w:rPr>
@@ -1185,46 +1029,44 @@
               <w:rPr>
                 <w:lang w:val="en-US"/>
               </w:rPr>
-              <w:t xml:space="preserve">One interactive feature I implemented was the </w:t>
+              <w:t xml:space="preserve">One interactive feature I implemented was the live calculator widget on the Pricing page. Users could select a subject and hours per week, and the widget instantly displayed local cost vs. platform cost savings. This improved user experience by giving immediate financial clarity without cluttering the page. If I were to enhance it further, I would add visual graphs or interactive sliders to make the savings more intuitive, and integrate real-time currency exchange APIs for higher accuracy. This would make the feature not only engaging but also visually intuitive and reliable across different user personas. </w:t>
             </w:r>
-            <w:r>
-              <w:rPr>
-                <w:lang w:val="en-US"/>
-              </w:rPr>
-              <w:t>live calculator widget</w:t>
-            </w:r>
-            <w:r>
-              <w:rPr>
-                <w:lang w:val="en-US"/>
-              </w:rPr>
-              <w:t xml:space="preserve"> on the Pricing page. Users could select a subject and hours per week, and the widget instantly displayed local cost vs. platform cost savings. If I were to enhance it further, I would </w:t>
-            </w:r>
-            <w:r>
-              <w:rPr>
-                <w:lang w:val="en-US"/>
-              </w:rPr>
-              <w:t>add visual graphs or sliders</w:t>
-            </w:r>
-            <w:r>
-              <w:rPr>
-                <w:lang w:val="en-US"/>
-              </w:rPr>
-              <w:t xml:space="preserve"> to make the savings more </w:t>
-            </w:r>
-            <w:proofErr w:type="gramStart"/>
-            <w:r>
-              <w:rPr>
-                <w:lang w:val="en-US"/>
-              </w:rPr>
-              <w:t>intuitive, and</w:t>
-            </w:r>
-            <w:proofErr w:type="gramEnd"/>
-            <w:r>
-              <w:rPr>
-                <w:lang w:val="en-US"/>
-              </w:rPr>
-              <w:t xml:space="preserve"> integrate real-time currency exchange APIs for accuracy. This would make the feature not only engaging but also more reliable.</w:t>
-            </w:r>
+          </w:p>
+          <w:p>
+            <w:pPr>
+              <w:pStyle w:val="ListParagraph"/>
+              <w:ind w:left="0"/>
+            </w:pPr>
+          </w:p>
+          <w:p>
+            <w:pPr>
+              <w:pStyle w:val="ListParagraph"/>
+              <w:ind w:left="0"/>
+            </w:pPr>
+          </w:p>
+          <w:p>
+            <w:pPr>
+              <w:pStyle w:val="ListParagraph"/>
+              <w:ind w:left="0"/>
+            </w:pPr>
+          </w:p>
+          <w:p>
+            <w:pPr>
+              <w:pStyle w:val="ListParagraph"/>
+              <w:ind w:left="0"/>
+            </w:pPr>
+          </w:p>
+          <w:p>
+            <w:pPr>
+              <w:pStyle w:val="ListParagraph"/>
+              <w:ind w:left="0"/>
+            </w:pPr>
+          </w:p>
+          <w:p>
+            <w:pPr>
+              <w:pStyle w:val="ListParagraph"/>
+              <w:ind w:left="0"/>
+            </w:pPr>
           </w:p>
           <w:p>
             <w:pPr>
@@ -1346,33 +1188,7 @@
           <w:lang w:eastAsia="zh-CN"/>
           <w14:ligatures w14:val="none"/>
         </w:rPr>
-        <w:t xml:space="preserve">what impact do they cause </w:t>
-      </w:r>
-      <w:proofErr w:type="spellStart"/>
-      <w:r>
-        <w:rPr>
-          <w:rFonts w:eastAsia="Times New Roman" w:cs="Arial"/>
-          <w:i/>
-          <w:iCs/>
-          <w:color w:val="0070C0"/>
-          <w:kern w:val="0"/>
-          <w:lang w:eastAsia="zh-CN"/>
-          <w14:ligatures w14:val="none"/>
-        </w:rPr>
-        <w:t>e.g</w:t>
-      </w:r>
-      <w:proofErr w:type="spellEnd"/>
-      <w:r>
-        <w:rPr>
-          <w:rFonts w:eastAsia="Times New Roman" w:cs="Arial"/>
-          <w:i/>
-          <w:iCs/>
-          <w:color w:val="0070C0"/>
-          <w:kern w:val="0"/>
-          <w:lang w:eastAsia="zh-CN"/>
-          <w14:ligatures w14:val="none"/>
-        </w:rPr>
-        <w:t xml:space="preserve"> on</w:t>
+        <w:t>what impact do they cause e.g on</w:t>
       </w:r>
       <w:r>
         <w:rPr>
@@ -1640,15 +1456,7 @@
           </w:p>
           <w:p>
             <w:pPr>
-              <w:rPr>
-                <w:b/>
-                <w:bCs/>
-                <w:lang w:val="en-US"/>
-              </w:rPr>
-            </w:pPr>
-          </w:p>
-          <w:p>
-            <w:pPr>
+              <w:pStyle w:val="ListParagraph"/>
               <w:rPr>
                 <w:lang w:val="en-US"/>
               </w:rPr>
@@ -1657,37 +1465,18 @@
               <w:rPr>
                 <w:lang w:val="en-US"/>
               </w:rPr>
-              <w:t xml:space="preserve">Originally, the plan for interactivity was limited to static tutor cards and simple navigation. During development, I introduced more dynamic features, such as the </w:t>
+              <w:t xml:space="preserve"> </w:t>
             </w:r>
             <w:r>
               <w:rPr>
                 <w:lang w:val="en-US"/>
               </w:rPr>
-              <w:t>swipe deck for Tutor Profiles</w:t>
-            </w:r>
-            <w:r>
-              <w:rPr>
-                <w:lang w:val="en-US"/>
-              </w:rPr>
-              <w:t xml:space="preserve"> (</w:t>
-            </w:r>
-            <w:proofErr w:type="gramStart"/>
-            <w:r>
-              <w:rPr>
-                <w:lang w:val="en-US"/>
-              </w:rPr>
-              <w:t>similar to</w:t>
-            </w:r>
-            <w:proofErr w:type="gramEnd"/>
-            <w:r>
-              <w:rPr>
-                <w:lang w:val="en-US"/>
-              </w:rPr>
-              <w:t xml:space="preserve"> Tinder). This change was necessary because it made tutor selection more engaging and modern, especially for students accustomed to mobile-first interactions. The impact was a smoother, gamified experience that encouraged exploration rather than passive browsing.</w:t>
+              <w:t xml:space="preserve">Originally, the plan for interactivity was limited to static tutor cards and simple navigation. During development, I introduced more dynamic features, such as the swipe deck for Tutor Profiles. This change was necessary because it made tutor selection more engaging and modern, especially for students accustomed to mobile-first interactions. The impact was a smoother, gamified experience that encouraged active exploration rather than passive browsing. </w:t>
             </w:r>
           </w:p>
           <w:p>
             <w:pPr>
+              <w:pStyle w:val="ListParagraph"/>
               <w:rPr>
                 <w:lang w:val="en-US"/>
               </w:rPr>
@@ -1696,23 +1485,12 @@
               <w:rPr>
                 <w:lang w:val="en-US"/>
               </w:rPr>
-              <w:t xml:space="preserve">The JavaScript feature that made the biggest impact was the </w:t>
-            </w:r>
-            <w:r>
-              <w:rPr>
-                <w:lang w:val="en-US"/>
-              </w:rPr>
-              <w:t>swipe-to-shortlist functionality.</w:t>
-            </w:r>
-            <w:r>
-              <w:rPr>
-                <w:lang w:val="en-US"/>
-              </w:rPr>
-              <w:t xml:space="preserve"> Swiping right shortlisted tutors, while swiping left dismissed them. This simplified decision-making and reduced cognitive load. Instead of scrolling through endless lists, students could quickly filter tutors in an intuitive way. It also tied into the Shortlist page, where shortlisted tutors were saved for later review, creating a clear flow from browsing to decision-making.</w:t>
+              <w:t xml:space="preserve">The JavaScript feature that made the biggest impact was the swipe-to-shortlist functionality. Swiping right shortlisted tutors, while swiping left dismissed them. This simplified decision-making and reduced cognitive load. Instead of scrolling through endless lists, students could quickly filter tutors in an intuitive way. It also tied into the Shortlist page, where shortlisted tutors were saved using LocalStorage for later review, creating a clear flow from initial browsing to final decision-making. </w:t>
             </w:r>
           </w:p>
           <w:p>
             <w:pPr>
+              <w:pStyle w:val="ListParagraph"/>
               <w:rPr>
                 <w:lang w:val="en-US"/>
               </w:rPr>
@@ -1721,32 +1499,8 @@
               <w:rPr>
                 <w:lang w:val="en-US"/>
               </w:rPr>
-              <w:t xml:space="preserve">Reflecting on the Sign-Up form, I realized that forms can easily overwhelm users if too many fields are presented at once. Inline validation helped reduce frustration by showing errors immediately, but one improvement I would suggest is </w:t>
+              <w:t xml:space="preserve">Reflecting on the Sign-Up form created in CA2, I realized that forms can easily overwhelm users if too many fields are presented at once. Inline validation helped reduce frustration by showing errors immediately. What makes a form easy to complete is clear labels, logical layout grouping, and instant feedback; whereas hard forms lack clear instructions or delay error messages until submission. One improvement I would suggest is progressive disclosure—breaking the form into smaller steps (e.g., personal info → subject selection → budget → preferred time slots). This would make the form less intimidating and easier to complete. Adding autofill suggestions or dropdown selections for time slots would further reduce typing effort and improve overall accessibility. </w:t>
             </w:r>
-            <w:r>
-              <w:rPr>
-                <w:lang w:val="en-US"/>
-              </w:rPr>
-              <w:t>progressive disclosure—breaking the form into smaller steps (e.g., personal info → subject</w:t>
-            </w:r>
-            <w:r>
-              <w:rPr>
-                <w:lang w:val="en-US"/>
-              </w:rPr>
-              <w:t xml:space="preserve"> selection → budget → preferred time slots). This would make the form less intimidating and easier to complete. Adding autofill suggestions (like grade levels or time slots) would further reduce typing effort and improve accessibility.</w:t>
-            </w:r>
-          </w:p>
-          <w:p>
-            <w:pPr>
-              <w:pStyle w:val="ListParagraph"/>
-              <w:ind w:left="0"/>
-            </w:pPr>
-          </w:p>
-          <w:p>
-            <w:pPr>
-              <w:pStyle w:val="ListParagraph"/>
-              <w:ind w:left="0"/>
-            </w:pPr>
           </w:p>
           <w:p>
             <w:pPr>
@@ -1861,23 +1615,14 @@
           <w:color w:val="0070C0"/>
         </w:rPr>
       </w:pPr>
-      <w:proofErr w:type="spellStart"/>
       <w:r>
         <w:rPr>
           <w:i/>
           <w:iCs/>
           <w:color w:val="0070C0"/>
         </w:rPr>
-        <w:t>Analyze</w:t>
-      </w:r>
-      <w:proofErr w:type="spellEnd"/>
-      <w:r>
-        <w:rPr>
-          <w:i/>
-          <w:iCs/>
-          <w:color w:val="0070C0"/>
-        </w:rPr>
-        <w:t xml:space="preserve"> your use of AI during this project: Which specific problem or task did AI help you with, and why did you choose to use AI for it?</w:t>
+        <w:lastRenderedPageBreak/>
+        <w:t>Analyze your use of AI during this project: Which specific problem or task did AI help you with, and why did you choose to use AI for it?</w:t>
       </w:r>
     </w:p>
     <w:p>
@@ -1899,7 +1644,6 @@
           <w:iCs/>
           <w:color w:val="0070C0"/>
         </w:rPr>
-        <w:lastRenderedPageBreak/>
         <w:t>Choose one example where you used AI to help with coding for your website. Show the original AI-generated snippet and your modified version. Explain what you changed and why. How did your changes make the code better or fit your project needs?</w:t>
       </w:r>
     </w:p>
@@ -1994,6 +1738,10 @@
           </w:p>
           <w:p>
             <w:pPr>
+              <w:pStyle w:val="ListParagraph"/>
+              <w:tabs>
+                <w:tab w:val="left" w:pos="426"/>
+              </w:tabs>
               <w:rPr>
                 <w:lang w:val="en-US"/>
               </w:rPr>
@@ -2002,37 +1750,15 @@
               <w:rPr>
                 <w:lang w:val="en-US"/>
               </w:rPr>
-              <w:t xml:space="preserve">AI tools played a significant role in my project, particularly in </w:t>
-            </w:r>
-            <w:r>
-              <w:rPr>
-                <w:lang w:val="en-US"/>
-              </w:rPr>
-              <w:t>structuring the sitemap and wireframes</w:t>
-            </w:r>
-            <w:r>
-              <w:rPr>
-                <w:lang w:val="en-US"/>
-              </w:rPr>
-              <w:t>. For example, when I was unsure how to balance 12 pages among 4 team members, AI suggested merges (e.g., combining Testimonials into About Us, embedding Contact Us into Sign-Up) and later proposed converting certain tasks into modals (Feedback, FAQ). I used AI here because it provided quick, structured solutions that saved time and helped me focus on coding rather than debating page counts.</w:t>
+              <w:t xml:space="preserve">AI tools played a significant role in my project, particularly in structuring the sitemap and wireframes during early planning. For example, when I was unsure how to balance 12 pages among 4 team members, AI suggested practical merges (e.g., combining Testimonials into About Us, embedding Contact Us into Sign-Up) and proposed converting certain features into interactive modals (Feedback, FAQ). I chose to use AI for this task because it provided quick, structured solutions that saved discussion time and helped me focus on coding rather than debating page counts. </w:t>
             </w:r>
           </w:p>
           <w:p>
             <w:pPr>
               <w:pStyle w:val="ListParagraph"/>
-              <w:rPr>
-                <w:lang w:val="en-US"/>
-              </w:rPr>
-            </w:pPr>
-            <w:r>
-              <w:rPr>
-                <w:lang w:val="en-US"/>
-              </w:rPr>
-              <w:t xml:space="preserve"> </w:t>
-            </w:r>
-          </w:p>
-          <w:p>
-            <w:pPr>
+              <w:tabs>
+                <w:tab w:val="left" w:pos="426"/>
+              </w:tabs>
               <w:rPr>
                 <w:b/>
                 <w:bCs/>
@@ -2041,63 +1767,45 @@
             </w:pPr>
             <w:r>
               <w:rPr>
+                <w:b/>
+                <w:bCs/>
                 <w:lang w:val="en-US"/>
               </w:rPr>
-              <w:t>Overall, AI was most useful as a collaborative assistant</w:t>
-            </w:r>
-            <w:r>
-              <w:rPr>
-                <w:lang w:val="en-US"/>
-              </w:rPr>
-              <w:t xml:space="preserve"> p</w:t>
-            </w:r>
-            <w:r>
-              <w:rPr>
-                <w:lang w:val="en-US"/>
-              </w:rPr>
-              <w:t>roviding drafts, wireframe structure The key was not to copy blindly but to adapt AI outputs to my project’s context. This demonstrated my understanding of both the technical requirements and the importance of tailoring solutions to user needs.</w:t>
+              <w:t xml:space="preserve"> </w:t>
             </w:r>
           </w:p>
           <w:p>
             <w:pPr>
               <w:pStyle w:val="ListParagraph"/>
-              <w:ind w:left="0"/>
+              <w:tabs>
+                <w:tab w:val="left" w:pos="426"/>
+              </w:tabs>
+              <w:rPr>
+                <w:b/>
+                <w:bCs/>
+                <w:lang w:val="en-US"/>
+              </w:rPr>
             </w:pPr>
+            <w:r>
+              <w:rPr>
+                <w:b/>
+                <w:bCs/>
+                <w:lang w:val="en-US"/>
+              </w:rPr>
+              <w:t>I faced difficulties linking images and logo to the website and ai helped me in that.</w:t>
+            </w:r>
           </w:p>
           <w:p>
             <w:pPr>
               <w:pStyle w:val="ListParagraph"/>
+              <w:tabs>
+                <w:tab w:val="left" w:pos="426"/>
+              </w:tabs>
               <w:ind w:left="0"/>
-            </w:pPr>
-          </w:p>
-          <w:p>
-            <w:pPr>
-              <w:pStyle w:val="ListParagraph"/>
-              <w:ind w:left="0"/>
-            </w:pPr>
-          </w:p>
-          <w:p>
-            <w:pPr>
-              <w:pStyle w:val="ListParagraph"/>
-              <w:ind w:left="0"/>
-            </w:pPr>
-          </w:p>
-          <w:p>
-            <w:pPr>
-              <w:pStyle w:val="ListParagraph"/>
-              <w:ind w:left="0"/>
-            </w:pPr>
-          </w:p>
-          <w:p>
-            <w:pPr>
-              <w:pStyle w:val="ListParagraph"/>
-              <w:ind w:left="0"/>
-            </w:pPr>
-          </w:p>
-          <w:p>
-            <w:pPr>
-              <w:pStyle w:val="ListParagraph"/>
-              <w:ind w:left="0"/>
+              <w:rPr>
+                <w:b/>
+                <w:bCs/>
+              </w:rPr>
             </w:pPr>
           </w:p>
           <w:p>
@@ -2256,23 +1964,7 @@
           <w:i/>
           <w:iCs/>
         </w:rPr>
-        <w:t>(</w:t>
-      </w:r>
-      <w:proofErr w:type="spellStart"/>
-      <w:r>
-        <w:rPr>
-          <w:i/>
-          <w:iCs/>
-        </w:rPr>
-        <w:t>e.g</w:t>
-      </w:r>
-      <w:proofErr w:type="spellEnd"/>
-      <w:r>
-        <w:rPr>
-          <w:i/>
-          <w:iCs/>
-        </w:rPr>
-        <w:t xml:space="preserve"> AI outputs or evidence</w:t>
+        <w:t>(e.g AI outputs or evidence</w:t>
       </w:r>
       <w:r>
         <w:rPr>
